--- a/docs/insumos/Sin titulo.docx
+++ b/docs/insumos/Sin titulo.docx
@@ -1188,6 +1188,8 @@
         <w:t>flujo de derivación según regla de negocio</w:t>
       </w:r>
     </w:p>
+    <w:p/>
+    <w:p/>
     <w:p/>
     <w:sectPr>
       <w:pgSz w:w="12240" w:h="15840"/>
@@ -1947,6 +1949,155 @@
     </w:lvl>
   </w:abstractNum>
   <w:abstractNum w:abstractNumId="5" w15:restartNumberingAfterBreak="0">
+    <w:nsid w:val="18E11639"/>
+    <w:multiLevelType w:val="multilevel"/>
+    <w:tmpl w:val="7F8CA96C"/>
+    <w:lvl w:ilvl="0">
+      <w:start w:val="1"/>
+      <w:numFmt w:val="bullet"/>
+      <w:lvlText w:val=""/>
+      <w:lvlJc w:val="left"/>
+      <w:pPr>
+        <w:tabs>
+          <w:tab w:val="num" w:pos="720"/>
+        </w:tabs>
+        <w:ind w:left="720" w:hanging="360"/>
+      </w:pPr>
+      <w:rPr>
+        <w:rFonts w:ascii="Symbol" w:hAnsi="Symbol" w:hint="default"/>
+        <w:sz w:val="20"/>
+      </w:rPr>
+    </w:lvl>
+    <w:lvl w:ilvl="1" w:tentative="1">
+      <w:start w:val="1"/>
+      <w:numFmt w:val="bullet"/>
+      <w:lvlText w:val=""/>
+      <w:lvlJc w:val="left"/>
+      <w:pPr>
+        <w:tabs>
+          <w:tab w:val="num" w:pos="1440"/>
+        </w:tabs>
+        <w:ind w:left="1440" w:hanging="360"/>
+      </w:pPr>
+      <w:rPr>
+        <w:rFonts w:ascii="Symbol" w:hAnsi="Symbol" w:hint="default"/>
+        <w:sz w:val="20"/>
+      </w:rPr>
+    </w:lvl>
+    <w:lvl w:ilvl="2" w:tentative="1">
+      <w:start w:val="1"/>
+      <w:numFmt w:val="bullet"/>
+      <w:lvlText w:val=""/>
+      <w:lvlJc w:val="left"/>
+      <w:pPr>
+        <w:tabs>
+          <w:tab w:val="num" w:pos="2160"/>
+        </w:tabs>
+        <w:ind w:left="2160" w:hanging="360"/>
+      </w:pPr>
+      <w:rPr>
+        <w:rFonts w:ascii="Symbol" w:hAnsi="Symbol" w:hint="default"/>
+        <w:sz w:val="20"/>
+      </w:rPr>
+    </w:lvl>
+    <w:lvl w:ilvl="3" w:tentative="1">
+      <w:start w:val="1"/>
+      <w:numFmt w:val="bullet"/>
+      <w:lvlText w:val=""/>
+      <w:lvlJc w:val="left"/>
+      <w:pPr>
+        <w:tabs>
+          <w:tab w:val="num" w:pos="2880"/>
+        </w:tabs>
+        <w:ind w:left="2880" w:hanging="360"/>
+      </w:pPr>
+      <w:rPr>
+        <w:rFonts w:ascii="Symbol" w:hAnsi="Symbol" w:hint="default"/>
+        <w:sz w:val="20"/>
+      </w:rPr>
+    </w:lvl>
+    <w:lvl w:ilvl="4" w:tentative="1">
+      <w:start w:val="1"/>
+      <w:numFmt w:val="bullet"/>
+      <w:lvlText w:val=""/>
+      <w:lvlJc w:val="left"/>
+      <w:pPr>
+        <w:tabs>
+          <w:tab w:val="num" w:pos="3600"/>
+        </w:tabs>
+        <w:ind w:left="3600" w:hanging="360"/>
+      </w:pPr>
+      <w:rPr>
+        <w:rFonts w:ascii="Symbol" w:hAnsi="Symbol" w:hint="default"/>
+        <w:sz w:val="20"/>
+      </w:rPr>
+    </w:lvl>
+    <w:lvl w:ilvl="5" w:tentative="1">
+      <w:start w:val="1"/>
+      <w:numFmt w:val="bullet"/>
+      <w:lvlText w:val=""/>
+      <w:lvlJc w:val="left"/>
+      <w:pPr>
+        <w:tabs>
+          <w:tab w:val="num" w:pos="4320"/>
+        </w:tabs>
+        <w:ind w:left="4320" w:hanging="360"/>
+      </w:pPr>
+      <w:rPr>
+        <w:rFonts w:ascii="Symbol" w:hAnsi="Symbol" w:hint="default"/>
+        <w:sz w:val="20"/>
+      </w:rPr>
+    </w:lvl>
+    <w:lvl w:ilvl="6" w:tentative="1">
+      <w:start w:val="1"/>
+      <w:numFmt w:val="bullet"/>
+      <w:lvlText w:val=""/>
+      <w:lvlJc w:val="left"/>
+      <w:pPr>
+        <w:tabs>
+          <w:tab w:val="num" w:pos="5040"/>
+        </w:tabs>
+        <w:ind w:left="5040" w:hanging="360"/>
+      </w:pPr>
+      <w:rPr>
+        <w:rFonts w:ascii="Symbol" w:hAnsi="Symbol" w:hint="default"/>
+        <w:sz w:val="20"/>
+      </w:rPr>
+    </w:lvl>
+    <w:lvl w:ilvl="7" w:tentative="1">
+      <w:start w:val="1"/>
+      <w:numFmt w:val="bullet"/>
+      <w:lvlText w:val=""/>
+      <w:lvlJc w:val="left"/>
+      <w:pPr>
+        <w:tabs>
+          <w:tab w:val="num" w:pos="5760"/>
+        </w:tabs>
+        <w:ind w:left="5760" w:hanging="360"/>
+      </w:pPr>
+      <w:rPr>
+        <w:rFonts w:ascii="Symbol" w:hAnsi="Symbol" w:hint="default"/>
+        <w:sz w:val="20"/>
+      </w:rPr>
+    </w:lvl>
+    <w:lvl w:ilvl="8" w:tentative="1">
+      <w:start w:val="1"/>
+      <w:numFmt w:val="bullet"/>
+      <w:lvlText w:val=""/>
+      <w:lvlJc w:val="left"/>
+      <w:pPr>
+        <w:tabs>
+          <w:tab w:val="num" w:pos="6480"/>
+        </w:tabs>
+        <w:ind w:left="6480" w:hanging="360"/>
+      </w:pPr>
+      <w:rPr>
+        <w:rFonts w:ascii="Symbol" w:hAnsi="Symbol" w:hint="default"/>
+        <w:sz w:val="20"/>
+      </w:rPr>
+    </w:lvl>
+  </w:abstractNum>
+  <w:abstractNum w:abstractNumId="6" w15:restartNumberingAfterBreak="0">
     <w:nsid w:val="19F05143"/>
     <w:multiLevelType w:val="multilevel"/>
     <w:tmpl w:val="6D84D7CC"/>
@@ -2095,7 +2246,7 @@
       </w:rPr>
     </w:lvl>
   </w:abstractNum>
-  <w:abstractNum w:abstractNumId="6" w15:restartNumberingAfterBreak="0">
+  <w:abstractNum w:abstractNumId="7" w15:restartNumberingAfterBreak="0">
     <w:nsid w:val="1DC77F44"/>
     <w:multiLevelType w:val="multilevel"/>
     <w:tmpl w:val="525AE15E"/>
@@ -2244,7 +2395,7 @@
       </w:rPr>
     </w:lvl>
   </w:abstractNum>
-  <w:abstractNum w:abstractNumId="7" w15:restartNumberingAfterBreak="0">
+  <w:abstractNum w:abstractNumId="8" w15:restartNumberingAfterBreak="0">
     <w:nsid w:val="2684501C"/>
     <w:multiLevelType w:val="multilevel"/>
     <w:tmpl w:val="2A92884E"/>
@@ -2393,7 +2544,7 @@
       </w:rPr>
     </w:lvl>
   </w:abstractNum>
-  <w:abstractNum w:abstractNumId="8" w15:restartNumberingAfterBreak="0">
+  <w:abstractNum w:abstractNumId="9" w15:restartNumberingAfterBreak="0">
     <w:nsid w:val="2C09224C"/>
     <w:multiLevelType w:val="multilevel"/>
     <w:tmpl w:val="D400B2D0"/>
@@ -2542,7 +2693,7 @@
       </w:rPr>
     </w:lvl>
   </w:abstractNum>
-  <w:abstractNum w:abstractNumId="9" w15:restartNumberingAfterBreak="0">
+  <w:abstractNum w:abstractNumId="10" w15:restartNumberingAfterBreak="0">
     <w:nsid w:val="32AC2486"/>
     <w:multiLevelType w:val="multilevel"/>
     <w:tmpl w:val="E3BC23D0"/>
@@ -2691,7 +2842,7 @@
       </w:rPr>
     </w:lvl>
   </w:abstractNum>
-  <w:abstractNum w:abstractNumId="10" w15:restartNumberingAfterBreak="0">
+  <w:abstractNum w:abstractNumId="11" w15:restartNumberingAfterBreak="0">
     <w:nsid w:val="34A96AC9"/>
     <w:multiLevelType w:val="multilevel"/>
     <w:tmpl w:val="EE74799A"/>
@@ -2840,7 +2991,7 @@
       </w:rPr>
     </w:lvl>
   </w:abstractNum>
-  <w:abstractNum w:abstractNumId="11" w15:restartNumberingAfterBreak="0">
+  <w:abstractNum w:abstractNumId="12" w15:restartNumberingAfterBreak="0">
     <w:nsid w:val="38C35B66"/>
     <w:multiLevelType w:val="multilevel"/>
     <w:tmpl w:val="41A83022"/>
@@ -2989,7 +3140,7 @@
       </w:rPr>
     </w:lvl>
   </w:abstractNum>
-  <w:abstractNum w:abstractNumId="12" w15:restartNumberingAfterBreak="0">
+  <w:abstractNum w:abstractNumId="13" w15:restartNumberingAfterBreak="0">
     <w:nsid w:val="3A616C03"/>
     <w:multiLevelType w:val="multilevel"/>
     <w:tmpl w:val="05A4D050"/>
@@ -3138,7 +3289,7 @@
       </w:rPr>
     </w:lvl>
   </w:abstractNum>
-  <w:abstractNum w:abstractNumId="13" w15:restartNumberingAfterBreak="0">
+  <w:abstractNum w:abstractNumId="14" w15:restartNumberingAfterBreak="0">
     <w:nsid w:val="414358FD"/>
     <w:multiLevelType w:val="multilevel"/>
     <w:tmpl w:val="691EFEB4"/>
@@ -3287,7 +3438,7 @@
       </w:rPr>
     </w:lvl>
   </w:abstractNum>
-  <w:abstractNum w:abstractNumId="14" w15:restartNumberingAfterBreak="0">
+  <w:abstractNum w:abstractNumId="15" w15:restartNumberingAfterBreak="0">
     <w:nsid w:val="42F33093"/>
     <w:multiLevelType w:val="multilevel"/>
     <w:tmpl w:val="61BC05EC"/>
@@ -3436,7 +3587,7 @@
       </w:rPr>
     </w:lvl>
   </w:abstractNum>
-  <w:abstractNum w:abstractNumId="15" w15:restartNumberingAfterBreak="0">
+  <w:abstractNum w:abstractNumId="16" w15:restartNumberingAfterBreak="0">
     <w:nsid w:val="43A022EF"/>
     <w:multiLevelType w:val="multilevel"/>
     <w:tmpl w:val="EBE6854A"/>
@@ -3585,7 +3736,7 @@
       </w:rPr>
     </w:lvl>
   </w:abstractNum>
-  <w:abstractNum w:abstractNumId="16" w15:restartNumberingAfterBreak="0">
+  <w:abstractNum w:abstractNumId="17" w15:restartNumberingAfterBreak="0">
     <w:nsid w:val="43AB2A05"/>
     <w:multiLevelType w:val="multilevel"/>
     <w:tmpl w:val="8AAC7BD8"/>
@@ -3734,7 +3885,7 @@
       </w:rPr>
     </w:lvl>
   </w:abstractNum>
-  <w:abstractNum w:abstractNumId="17" w15:restartNumberingAfterBreak="0">
+  <w:abstractNum w:abstractNumId="18" w15:restartNumberingAfterBreak="0">
     <w:nsid w:val="44FA5CAA"/>
     <w:multiLevelType w:val="multilevel"/>
     <w:tmpl w:val="74622E06"/>
@@ -3883,7 +4034,7 @@
       </w:rPr>
     </w:lvl>
   </w:abstractNum>
-  <w:abstractNum w:abstractNumId="18" w15:restartNumberingAfterBreak="0">
+  <w:abstractNum w:abstractNumId="19" w15:restartNumberingAfterBreak="0">
     <w:nsid w:val="48CF754E"/>
     <w:multiLevelType w:val="multilevel"/>
     <w:tmpl w:val="E72AE6AA"/>
@@ -4032,7 +4183,7 @@
       </w:rPr>
     </w:lvl>
   </w:abstractNum>
-  <w:abstractNum w:abstractNumId="19" w15:restartNumberingAfterBreak="0">
+  <w:abstractNum w:abstractNumId="20" w15:restartNumberingAfterBreak="0">
     <w:nsid w:val="4D15518B"/>
     <w:multiLevelType w:val="multilevel"/>
     <w:tmpl w:val="1494FA4A"/>
@@ -4181,7 +4332,7 @@
       </w:rPr>
     </w:lvl>
   </w:abstractNum>
-  <w:abstractNum w:abstractNumId="20" w15:restartNumberingAfterBreak="0">
+  <w:abstractNum w:abstractNumId="21" w15:restartNumberingAfterBreak="0">
     <w:nsid w:val="4E8F0387"/>
     <w:multiLevelType w:val="multilevel"/>
     <w:tmpl w:val="DCC2830A"/>
@@ -4330,7 +4481,7 @@
       </w:rPr>
     </w:lvl>
   </w:abstractNum>
-  <w:abstractNum w:abstractNumId="21" w15:restartNumberingAfterBreak="0">
+  <w:abstractNum w:abstractNumId="22" w15:restartNumberingAfterBreak="0">
     <w:nsid w:val="502B53B8"/>
     <w:multiLevelType w:val="multilevel"/>
     <w:tmpl w:val="EEF6DC60"/>
@@ -4479,7 +4630,7 @@
       </w:rPr>
     </w:lvl>
   </w:abstractNum>
-  <w:abstractNum w:abstractNumId="22" w15:restartNumberingAfterBreak="0">
+  <w:abstractNum w:abstractNumId="23" w15:restartNumberingAfterBreak="0">
     <w:nsid w:val="510D19A3"/>
     <w:multiLevelType w:val="multilevel"/>
     <w:tmpl w:val="6EF2BA68"/>
@@ -4628,7 +4779,7 @@
       </w:rPr>
     </w:lvl>
   </w:abstractNum>
-  <w:abstractNum w:abstractNumId="23" w15:restartNumberingAfterBreak="0">
+  <w:abstractNum w:abstractNumId="24" w15:restartNumberingAfterBreak="0">
     <w:nsid w:val="54E406F3"/>
     <w:multiLevelType w:val="multilevel"/>
     <w:tmpl w:val="B264385C"/>
@@ -4777,7 +4928,7 @@
       </w:rPr>
     </w:lvl>
   </w:abstractNum>
-  <w:abstractNum w:abstractNumId="24" w15:restartNumberingAfterBreak="0">
+  <w:abstractNum w:abstractNumId="25" w15:restartNumberingAfterBreak="0">
     <w:nsid w:val="5CFF7B0D"/>
     <w:multiLevelType w:val="multilevel"/>
     <w:tmpl w:val="EB5E0C72"/>
@@ -4926,7 +5077,7 @@
       </w:rPr>
     </w:lvl>
   </w:abstractNum>
-  <w:abstractNum w:abstractNumId="25" w15:restartNumberingAfterBreak="0">
+  <w:abstractNum w:abstractNumId="26" w15:restartNumberingAfterBreak="0">
     <w:nsid w:val="5E680570"/>
     <w:multiLevelType w:val="multilevel"/>
     <w:tmpl w:val="8E0CFD56"/>
@@ -5075,7 +5226,7 @@
       </w:rPr>
     </w:lvl>
   </w:abstractNum>
-  <w:abstractNum w:abstractNumId="26" w15:restartNumberingAfterBreak="0">
+  <w:abstractNum w:abstractNumId="27" w15:restartNumberingAfterBreak="0">
     <w:nsid w:val="5F0F1E9F"/>
     <w:multiLevelType w:val="multilevel"/>
     <w:tmpl w:val="DEEA379C"/>
@@ -5224,7 +5375,7 @@
       </w:rPr>
     </w:lvl>
   </w:abstractNum>
-  <w:abstractNum w:abstractNumId="27" w15:restartNumberingAfterBreak="0">
+  <w:abstractNum w:abstractNumId="28" w15:restartNumberingAfterBreak="0">
     <w:nsid w:val="60240861"/>
     <w:multiLevelType w:val="multilevel"/>
     <w:tmpl w:val="653636F6"/>
@@ -5373,7 +5524,7 @@
       </w:rPr>
     </w:lvl>
   </w:abstractNum>
-  <w:abstractNum w:abstractNumId="28" w15:restartNumberingAfterBreak="0">
+  <w:abstractNum w:abstractNumId="29" w15:restartNumberingAfterBreak="0">
     <w:nsid w:val="62981A58"/>
     <w:multiLevelType w:val="multilevel"/>
     <w:tmpl w:val="97147B82"/>
@@ -5522,7 +5673,7 @@
       </w:rPr>
     </w:lvl>
   </w:abstractNum>
-  <w:abstractNum w:abstractNumId="29" w15:restartNumberingAfterBreak="0">
+  <w:abstractNum w:abstractNumId="30" w15:restartNumberingAfterBreak="0">
     <w:nsid w:val="64392AD7"/>
     <w:multiLevelType w:val="multilevel"/>
     <w:tmpl w:val="853E0644"/>
@@ -5671,7 +5822,7 @@
       </w:rPr>
     </w:lvl>
   </w:abstractNum>
-  <w:abstractNum w:abstractNumId="30" w15:restartNumberingAfterBreak="0">
+  <w:abstractNum w:abstractNumId="31" w15:restartNumberingAfterBreak="0">
     <w:nsid w:val="65570D87"/>
     <w:multiLevelType w:val="multilevel"/>
     <w:tmpl w:val="707CB2CE"/>
@@ -5820,7 +5971,7 @@
       </w:rPr>
     </w:lvl>
   </w:abstractNum>
-  <w:abstractNum w:abstractNumId="31" w15:restartNumberingAfterBreak="0">
+  <w:abstractNum w:abstractNumId="32" w15:restartNumberingAfterBreak="0">
     <w:nsid w:val="65744DAB"/>
     <w:multiLevelType w:val="multilevel"/>
     <w:tmpl w:val="DAC68E44"/>
@@ -5969,7 +6120,7 @@
       </w:rPr>
     </w:lvl>
   </w:abstractNum>
-  <w:abstractNum w:abstractNumId="32" w15:restartNumberingAfterBreak="0">
+  <w:abstractNum w:abstractNumId="33" w15:restartNumberingAfterBreak="0">
     <w:nsid w:val="663D053A"/>
     <w:multiLevelType w:val="multilevel"/>
     <w:tmpl w:val="75B87A0C"/>
@@ -6118,7 +6269,7 @@
       </w:rPr>
     </w:lvl>
   </w:abstractNum>
-  <w:abstractNum w:abstractNumId="33" w15:restartNumberingAfterBreak="0">
+  <w:abstractNum w:abstractNumId="34" w15:restartNumberingAfterBreak="0">
     <w:nsid w:val="692D247E"/>
     <w:multiLevelType w:val="multilevel"/>
     <w:tmpl w:val="4D145328"/>
@@ -6231,7 +6382,7 @@
       </w:pPr>
     </w:lvl>
   </w:abstractNum>
-  <w:abstractNum w:abstractNumId="34" w15:restartNumberingAfterBreak="0">
+  <w:abstractNum w:abstractNumId="35" w15:restartNumberingAfterBreak="0">
     <w:nsid w:val="6B1C6381"/>
     <w:multiLevelType w:val="multilevel"/>
     <w:tmpl w:val="1BC269FE"/>
@@ -6380,7 +6531,7 @@
       </w:rPr>
     </w:lvl>
   </w:abstractNum>
-  <w:abstractNum w:abstractNumId="35" w15:restartNumberingAfterBreak="0">
+  <w:abstractNum w:abstractNumId="36" w15:restartNumberingAfterBreak="0">
     <w:nsid w:val="6C344FC6"/>
     <w:multiLevelType w:val="multilevel"/>
     <w:tmpl w:val="2FDEB6F4"/>
@@ -6529,7 +6680,7 @@
       </w:rPr>
     </w:lvl>
   </w:abstractNum>
-  <w:abstractNum w:abstractNumId="36" w15:restartNumberingAfterBreak="0">
+  <w:abstractNum w:abstractNumId="37" w15:restartNumberingAfterBreak="0">
     <w:nsid w:val="71E521DB"/>
     <w:multiLevelType w:val="multilevel"/>
     <w:tmpl w:val="FA4250B2"/>
@@ -6678,7 +6829,7 @@
       </w:rPr>
     </w:lvl>
   </w:abstractNum>
-  <w:abstractNum w:abstractNumId="37" w15:restartNumberingAfterBreak="0">
+  <w:abstractNum w:abstractNumId="38" w15:restartNumberingAfterBreak="0">
     <w:nsid w:val="7297698A"/>
     <w:multiLevelType w:val="multilevel"/>
     <w:tmpl w:val="229C37C0"/>
@@ -6827,7 +6978,7 @@
       </w:rPr>
     </w:lvl>
   </w:abstractNum>
-  <w:abstractNum w:abstractNumId="38" w15:restartNumberingAfterBreak="0">
+  <w:abstractNum w:abstractNumId="39" w15:restartNumberingAfterBreak="0">
     <w:nsid w:val="7DC8358E"/>
     <w:multiLevelType w:val="multilevel"/>
     <w:tmpl w:val="762254A4"/>
@@ -6976,7 +7127,7 @@
       </w:rPr>
     </w:lvl>
   </w:abstractNum>
-  <w:abstractNum w:abstractNumId="39" w15:restartNumberingAfterBreak="0">
+  <w:abstractNum w:abstractNumId="40" w15:restartNumberingAfterBreak="0">
     <w:nsid w:val="7F192365"/>
     <w:multiLevelType w:val="multilevel"/>
     <w:tmpl w:val="26D07B28"/>
@@ -7126,37 +7277,37 @@
     </w:lvl>
   </w:abstractNum>
   <w:num w:numId="1" w16cid:durableId="1924414380">
+    <w:abstractNumId w:val="12"/>
+  </w:num>
+  <w:num w:numId="2" w16cid:durableId="590815159">
+    <w:abstractNumId w:val="32"/>
+  </w:num>
+  <w:num w:numId="3" w16cid:durableId="1244410493">
+    <w:abstractNumId w:val="29"/>
+  </w:num>
+  <w:num w:numId="4" w16cid:durableId="1156263632">
     <w:abstractNumId w:val="11"/>
   </w:num>
-  <w:num w:numId="2" w16cid:durableId="590815159">
-    <w:abstractNumId w:val="31"/>
-  </w:num>
-  <w:num w:numId="3" w16cid:durableId="1244410493">
-    <w:abstractNumId w:val="28"/>
-  </w:num>
-  <w:num w:numId="4" w16cid:durableId="1156263632">
-    <w:abstractNumId w:val="10"/>
-  </w:num>
   <w:num w:numId="5" w16cid:durableId="1183781771">
-    <w:abstractNumId w:val="7"/>
+    <w:abstractNumId w:val="8"/>
   </w:num>
   <w:num w:numId="6" w16cid:durableId="1663196362">
-    <w:abstractNumId w:val="24"/>
+    <w:abstractNumId w:val="25"/>
   </w:num>
   <w:num w:numId="7" w16cid:durableId="578249769">
-    <w:abstractNumId w:val="35"/>
+    <w:abstractNumId w:val="36"/>
   </w:num>
   <w:num w:numId="8" w16cid:durableId="1180391346">
-    <w:abstractNumId w:val="16"/>
+    <w:abstractNumId w:val="17"/>
   </w:num>
   <w:num w:numId="9" w16cid:durableId="1441727720">
     <w:abstractNumId w:val="4"/>
   </w:num>
   <w:num w:numId="10" w16cid:durableId="1209416894">
-    <w:abstractNumId w:val="32"/>
+    <w:abstractNumId w:val="33"/>
   </w:num>
   <w:num w:numId="11" w16cid:durableId="1094937053">
-    <w:abstractNumId w:val="38"/>
+    <w:abstractNumId w:val="39"/>
   </w:num>
   <w:num w:numId="12" w16cid:durableId="62528063">
     <w:abstractNumId w:val="3"/>
@@ -7165,58 +7316,58 @@
     <w:abstractNumId w:val="2"/>
   </w:num>
   <w:num w:numId="14" w16cid:durableId="190654354">
-    <w:abstractNumId w:val="12"/>
+    <w:abstractNumId w:val="13"/>
   </w:num>
   <w:num w:numId="15" w16cid:durableId="30343523">
+    <w:abstractNumId w:val="16"/>
+  </w:num>
+  <w:num w:numId="16" w16cid:durableId="626131792">
+    <w:abstractNumId w:val="38"/>
+  </w:num>
+  <w:num w:numId="17" w16cid:durableId="898632844">
     <w:abstractNumId w:val="15"/>
   </w:num>
-  <w:num w:numId="16" w16cid:durableId="626131792">
-    <w:abstractNumId w:val="37"/>
+  <w:num w:numId="18" w16cid:durableId="653026345">
+    <w:abstractNumId w:val="6"/>
   </w:num>
-  <w:num w:numId="17" w16cid:durableId="898632844">
+  <w:num w:numId="19" w16cid:durableId="1996446924">
     <w:abstractNumId w:val="14"/>
   </w:num>
-  <w:num w:numId="18" w16cid:durableId="653026345">
-    <w:abstractNumId w:val="5"/>
+  <w:num w:numId="20" w16cid:durableId="1422530690">
+    <w:abstractNumId w:val="23"/>
   </w:num>
-  <w:num w:numId="19" w16cid:durableId="1996446924">
-    <w:abstractNumId w:val="13"/>
+  <w:num w:numId="21" w16cid:durableId="2068986360">
+    <w:abstractNumId w:val="31"/>
   </w:num>
-  <w:num w:numId="20" w16cid:durableId="1422530690">
+  <w:num w:numId="22" w16cid:durableId="1033649327">
+    <w:abstractNumId w:val="9"/>
+  </w:num>
+  <w:num w:numId="23" w16cid:durableId="1628852557">
+    <w:abstractNumId w:val="19"/>
+  </w:num>
+  <w:num w:numId="24" w16cid:durableId="1862091231">
     <w:abstractNumId w:val="22"/>
   </w:num>
-  <w:num w:numId="21" w16cid:durableId="2068986360">
-    <w:abstractNumId w:val="30"/>
-  </w:num>
-  <w:num w:numId="22" w16cid:durableId="1033649327">
-    <w:abstractNumId w:val="8"/>
-  </w:num>
-  <w:num w:numId="23" w16cid:durableId="1628852557">
+  <w:num w:numId="25" w16cid:durableId="50619714">
     <w:abstractNumId w:val="18"/>
   </w:num>
-  <w:num w:numId="24" w16cid:durableId="1862091231">
+  <w:num w:numId="26" w16cid:durableId="1294798520">
+    <w:abstractNumId w:val="24"/>
+  </w:num>
+  <w:num w:numId="27" w16cid:durableId="1655799275">
+    <w:abstractNumId w:val="27"/>
+  </w:num>
+  <w:num w:numId="28" w16cid:durableId="995376891">
+    <w:abstractNumId w:val="34"/>
+  </w:num>
+  <w:num w:numId="29" w16cid:durableId="1203785693">
     <w:abstractNumId w:val="21"/>
   </w:num>
-  <w:num w:numId="25" w16cid:durableId="50619714">
-    <w:abstractNumId w:val="17"/>
-  </w:num>
-  <w:num w:numId="26" w16cid:durableId="1294798520">
-    <w:abstractNumId w:val="23"/>
-  </w:num>
-  <w:num w:numId="27" w16cid:durableId="1655799275">
-    <w:abstractNumId w:val="26"/>
-  </w:num>
-  <w:num w:numId="28" w16cid:durableId="995376891">
-    <w:abstractNumId w:val="33"/>
-  </w:num>
-  <w:num w:numId="29" w16cid:durableId="1203785693">
-    <w:abstractNumId w:val="20"/>
-  </w:num>
   <w:num w:numId="30" w16cid:durableId="823475410">
-    <w:abstractNumId w:val="9"/>
+    <w:abstractNumId w:val="10"/>
   </w:num>
   <w:num w:numId="31" w16cid:durableId="309942594">
-    <w:abstractNumId w:val="39"/>
+    <w:abstractNumId w:val="40"/>
   </w:num>
   <w:num w:numId="32" w16cid:durableId="2145078006">
     <w:abstractNumId w:val="0"/>
@@ -7225,25 +7376,28 @@
     <w:abstractNumId w:val="1"/>
   </w:num>
   <w:num w:numId="34" w16cid:durableId="1036470362">
-    <w:abstractNumId w:val="6"/>
+    <w:abstractNumId w:val="7"/>
   </w:num>
   <w:num w:numId="35" w16cid:durableId="1534073996">
-    <w:abstractNumId w:val="29"/>
+    <w:abstractNumId w:val="30"/>
   </w:num>
   <w:num w:numId="36" w16cid:durableId="970090568">
-    <w:abstractNumId w:val="19"/>
+    <w:abstractNumId w:val="20"/>
   </w:num>
   <w:num w:numId="37" w16cid:durableId="404306165">
-    <w:abstractNumId w:val="36"/>
+    <w:abstractNumId w:val="37"/>
   </w:num>
   <w:num w:numId="38" w16cid:durableId="958878977">
-    <w:abstractNumId w:val="25"/>
+    <w:abstractNumId w:val="26"/>
   </w:num>
   <w:num w:numId="39" w16cid:durableId="103575435">
-    <w:abstractNumId w:val="27"/>
+    <w:abstractNumId w:val="28"/>
   </w:num>
   <w:num w:numId="40" w16cid:durableId="1515683705">
-    <w:abstractNumId w:val="34"/>
+    <w:abstractNumId w:val="35"/>
+  </w:num>
+  <w:num w:numId="41" w16cid:durableId="339428158">
+    <w:abstractNumId w:val="5"/>
   </w:num>
 </w:numbering>
 </file>
